--- a/applications_generated/tiktok_llm_posttraining_engineer_intern_research_pro/COVER_LETTER.docx
+++ b/applications_generated/tiktok_llm_posttraining_engineer_intern_research_pro/COVER_LETTER.docx
@@ -33,7 +33,7 @@
           <w:color w:val="1E293B"/>
           <w:sz w:val="20"/>
         </w:rPr>
-        <w:t>October 21, 2026</w:t>
+        <w:t>October 26, 2026</w:t>
         <w:br/>
         <w:br/>
         <w:t>To the Hiring Team &amp; Talent Acquisition Partner,</w:t>

--- a/applications_generated/tiktok_llm_posttraining_engineer_intern_research_pro/COVER_LETTER.docx
+++ b/applications_generated/tiktok_llm_posttraining_engineer_intern_research_pro/COVER_LETTER.docx
@@ -33,7 +33,7 @@
           <w:color w:val="1E293B"/>
           <w:sz w:val="20"/>
         </w:rPr>
-        <w:t>October 26, 2026</w:t>
+        <w:t>October 29, 2026</w:t>
         <w:br/>
         <w:br/>
         <w:t>To the Hiring Team &amp; Talent Acquisition Partner,</w:t>
